--- a/Project Rooms/Operating Agreements/sources/Jeff Watson/Simplified OA Subfiles/06 - Article 4 - Meetings of Members.docx
+++ b/Project Rooms/Operating Agreements/sources/Jeff Watson/Simplified OA Subfiles/06 - Article 4 - Meetings of Members.docx
@@ -1665,12 +1665,8 @@
       </w:pPr>
     </w:p>
     <w:sectPr>
-      <w:headerReference w:type="even" r:id="rId15"/>
-      <w:headerReference w:type="default" r:id="rId16"/>
-      <w:footerReference w:type="even" r:id="rId17"/>
-      <w:footerReference w:type="default" r:id="rId18"/>
-      <w:headerReference w:type="first" r:id="rId19"/>
-      <w:footerReference w:type="first" r:id="rId20"/>
+      <w:headerReference w:type="default" r:id="rId24"/>
+      <w:footerReference w:type="default" r:id="rId25"/>
       <w:pgSz w:w="12240" w:h="15840"/>
       <w:pgMar w:top="1440" w:right="1440" w:bottom="1440" w:left="1440" w:header="720" w:footer="720" w:gutter="0"/>
       <w:cols w:space="720"/>
@@ -1824,6 +1820,16 @@
 </w:ftr>
 </file>
 
+<file path=word/footer4.xml><?xml version="1.0" encoding="utf-8"?>
+<w:ftr xmlns:m="http://schemas.openxmlformats.org/officeDocument/2006/math" xmlns:mc="http://schemas.openxmlformats.org/markup-compatibility/2006" xmlns:mo="http://schemas.microsoft.com/office/mac/office/2008/main" xmlns:mv="urn:schemas-microsoft-com:mac:vml" xmlns:o="urn:schemas-microsoft-com:office:office" xmlns:r="http://schemas.openxmlformats.org/officeDocument/2006/relationships" xmlns:v="urn:schemas-microsoft-com:vml" xmlns:w10="urn:schemas-microsoft-com:office:word" xmlns:w14="http://schemas.microsoft.com/office/word/2010/wordml" xmlns:w="http://schemas.openxmlformats.org/wordprocessingml/2006/main" xmlns:wne="http://schemas.microsoft.com/office/word/2006/wordml" xmlns:wp14="http://schemas.microsoft.com/office/word/2010/wordprocessingDrawing" xmlns:wp="http://schemas.openxmlformats.org/drawingml/2006/wordprocessingDrawing" xmlns:wpc="http://schemas.microsoft.com/office/word/2010/wordprocessingCanvas" xmlns:wpg="http://schemas.microsoft.com/office/word/2010/wordprocessingGroup" xmlns:wpi="http://schemas.microsoft.com/office/word/2010/wordprocessingInk" xmlns:wps="http://schemas.microsoft.com/office/word/2010/wordprocessingShape" mc:Ignorable="w14 wp14">
+  <w:p>
+    <w:pPr>
+      <w:pStyle w:val="Footer"/>
+    </w:pPr>
+  </w:p>
+</w:ftr>
+</file>
+
 <file path=word/footnotes.xml><?xml version="1.0" encoding="utf-8"?>
 <w:footnotes xmlns:wpc="http://schemas.microsoft.com/office/word/2010/wordprocessingCanvas" xmlns:cx="http://schemas.microsoft.com/office/drawing/2014/chartex" xmlns:cx1="http://schemas.microsoft.com/office/drawing/2015/9/8/chartex" xmlns:cx2="http://schemas.microsoft.com/office/drawing/2015/10/21/chartex" xmlns:cx3="http://schemas.microsoft.com/office/drawing/2016/5/9/chartex" xmlns:cx4="http://schemas.microsoft.com/office/drawing/2016/5/10/chartex" xmlns:cx5="http://schemas.microsoft.com/office/drawing/2016/5/11/chartex" xmlns:cx6="http://schemas.microsoft.com/office/drawing/2016/5/12/chartex" xmlns:cx7="http://schemas.microsoft.com/office/drawing/2016/5/13/chartex" xmlns:cx8="http://schemas.microsoft.com/office/drawing/2016/5/14/chartex" xmlns:mc="http://schemas.openxmlformats.org/markup-compatibility/2006" xmlns:aink="http://schemas.microsoft.com/office/drawing/2016/ink" xmlns:am3d="http://schemas.microsoft.com/office/drawing/2017/model3d" xmlns:o="urn:schemas-microsoft-com:office:office" xmlns:oel="http://schemas.microsoft.com/office/2019/extlst" xmlns:r="http://schemas.openxmlformats.org/officeDocument/2006/relationships" xmlns:m="http://schemas.openxmlformats.org/officeDocument/2006/math" xmlns:v="urn:schemas-microsoft-com:vml" xmlns:wp14="http://schemas.microsoft.com/office/word/2010/wordprocessingDrawing" xmlns:wp="http://schemas.openxmlformats.org/drawingml/2006/wordprocessingDrawing" xmlns:w10="urn:schemas-microsoft-com:office:word" xmlns:w="http://schemas.openxmlformats.org/wordprocessingml/2006/main" xmlns:w14="http://schemas.microsoft.com/office/word/2010/wordml" xmlns:w15="http://schemas.microsoft.com/office/word/2012/wordml" xmlns:w16cex="http://schemas.microsoft.com/office/word/2018/wordml/cex" xmlns:w16cid="http://schemas.microsoft.com/office/word/2016/wordml/cid" xmlns:w16="http://schemas.microsoft.com/office/word/2018/wordml" xmlns:w16du="http://schemas.microsoft.com/office/word/2023/wordml/word16du" xmlns:w16sdtdh="http://schemas.microsoft.com/office/word/2020/wordml/sdtdatahash" xmlns:w16sdtfl="http://schemas.microsoft.com/office/word/2024/wordml/sdtformatlock" xmlns:w16se="http://schemas.microsoft.com/office/word/2015/wordml/symex" xmlns:wpg="http://schemas.microsoft.com/office/word/2010/wordprocessingGroup" xmlns:wpi="http://schemas.microsoft.com/office/word/2010/wordprocessingInk" xmlns:wne="http://schemas.microsoft.com/office/word/2006/wordml" xmlns:wps="http://schemas.microsoft.com/office/word/2010/wordprocessingShape" mc:Ignorable="w14 w15 w16se w16cid w16 w16cex w16sdtdh w16sdtfl w16du wp14">
   <w:footnote w:type="separator" w:id="-1">
@@ -1878,6 +1884,16 @@
 
 <file path=word/header3.xml><?xml version="1.0" encoding="utf-8"?>
 <w:hdr xmlns:wpc="http://schemas.microsoft.com/office/word/2010/wordprocessingCanvas" xmlns:cx="http://schemas.microsoft.com/office/drawing/2014/chartex" xmlns:cx1="http://schemas.microsoft.com/office/drawing/2015/9/8/chartex" xmlns:cx2="http://schemas.microsoft.com/office/drawing/2015/10/21/chartex" xmlns:cx3="http://schemas.microsoft.com/office/drawing/2016/5/9/chartex" xmlns:cx4="http://schemas.microsoft.com/office/drawing/2016/5/10/chartex" xmlns:cx5="http://schemas.microsoft.com/office/drawing/2016/5/11/chartex" xmlns:cx6="http://schemas.microsoft.com/office/drawing/2016/5/12/chartex" xmlns:cx7="http://schemas.microsoft.com/office/drawing/2016/5/13/chartex" xmlns:cx8="http://schemas.microsoft.com/office/drawing/2016/5/14/chartex" xmlns:mc="http://schemas.openxmlformats.org/markup-compatibility/2006" xmlns:aink="http://schemas.microsoft.com/office/drawing/2016/ink" xmlns:am3d="http://schemas.microsoft.com/office/drawing/2017/model3d" xmlns:o="urn:schemas-microsoft-com:office:office" xmlns:oel="http://schemas.microsoft.com/office/2019/extlst" xmlns:r="http://schemas.openxmlformats.org/officeDocument/2006/relationships" xmlns:m="http://schemas.openxmlformats.org/officeDocument/2006/math" xmlns:v="urn:schemas-microsoft-com:vml" xmlns:wp14="http://schemas.microsoft.com/office/word/2010/wordprocessingDrawing" xmlns:wp="http://schemas.openxmlformats.org/drawingml/2006/wordprocessingDrawing" xmlns:w10="urn:schemas-microsoft-com:office:word" xmlns:w="http://schemas.openxmlformats.org/wordprocessingml/2006/main" xmlns:w14="http://schemas.microsoft.com/office/word/2010/wordml" xmlns:w15="http://schemas.microsoft.com/office/word/2012/wordml" xmlns:w16cex="http://schemas.microsoft.com/office/word/2018/wordml/cex" xmlns:w16cid="http://schemas.microsoft.com/office/word/2016/wordml/cid" xmlns:w16="http://schemas.microsoft.com/office/word/2018/wordml" xmlns:w16du="http://schemas.microsoft.com/office/word/2023/wordml/word16du" xmlns:w16sdtdh="http://schemas.microsoft.com/office/word/2020/wordml/sdtdatahash" xmlns:w16sdtfl="http://schemas.microsoft.com/office/word/2024/wordml/sdtformatlock" xmlns:w16se="http://schemas.microsoft.com/office/word/2015/wordml/symex" xmlns:wpg="http://schemas.microsoft.com/office/word/2010/wordprocessingGroup" xmlns:wpi="http://schemas.microsoft.com/office/word/2010/wordprocessingInk" xmlns:wne="http://schemas.microsoft.com/office/word/2006/wordml" xmlns:wps="http://schemas.microsoft.com/office/word/2010/wordprocessingShape" mc:Ignorable="w14 w15 w16se w16cid w16 w16cex w16sdtdh w16sdtfl w16du wp14">
+  <w:p>
+    <w:pPr>
+      <w:pStyle w:val="Header"/>
+    </w:pPr>
+  </w:p>
+</w:hdr>
+</file>
+
+<file path=word/header4.xml><?xml version="1.0" encoding="utf-8"?>
+<w:hdr xmlns:m="http://schemas.openxmlformats.org/officeDocument/2006/math" xmlns:mc="http://schemas.openxmlformats.org/markup-compatibility/2006" xmlns:mo="http://schemas.microsoft.com/office/mac/office/2008/main" xmlns:mv="urn:schemas-microsoft-com:mac:vml" xmlns:o="urn:schemas-microsoft-com:office:office" xmlns:r="http://schemas.openxmlformats.org/officeDocument/2006/relationships" xmlns:v="urn:schemas-microsoft-com:vml" xmlns:w10="urn:schemas-microsoft-com:office:word" xmlns:w14="http://schemas.microsoft.com/office/word/2010/wordml" xmlns:w="http://schemas.openxmlformats.org/wordprocessingml/2006/main" xmlns:wne="http://schemas.microsoft.com/office/word/2006/wordml" xmlns:wp14="http://schemas.microsoft.com/office/word/2010/wordprocessingDrawing" xmlns:wp="http://schemas.openxmlformats.org/drawingml/2006/wordprocessingDrawing" xmlns:wpc="http://schemas.microsoft.com/office/word/2010/wordprocessingCanvas" xmlns:wpg="http://schemas.microsoft.com/office/word/2010/wordprocessingGroup" xmlns:wpi="http://schemas.microsoft.com/office/word/2010/wordprocessingInk" xmlns:wps="http://schemas.microsoft.com/office/word/2010/wordprocessingShape" mc:Ignorable="w14 wp14">
   <w:p>
     <w:pPr>
       <w:pStyle w:val="Header"/>

--- a/Project Rooms/Operating Agreements/sources/Jeff Watson/Simplified OA Subfiles/06 - Article 4 - Meetings of Members.docx
+++ b/Project Rooms/Operating Agreements/sources/Jeff Watson/Simplified OA Subfiles/06 - Article 4 - Meetings of Members.docx
@@ -165,21 +165,7 @@
         <w:rPr>
           <w:color w:val="0070C0"/>
         </w:rPr>
-        <w:t xml:space="preserve">Members can </w:t>
-      </w:r>
-      <w:proofErr w:type="gramStart"/>
-      <w:r>
-        <w:rPr>
-          <w:color w:val="0070C0"/>
-        </w:rPr>
-        <w:t>take action</w:t>
-      </w:r>
-      <w:proofErr w:type="gramEnd"/>
-      <w:r>
-        <w:rPr>
-          <w:color w:val="0070C0"/>
-        </w:rPr>
-        <w:t xml:space="preserve"> without holding a meeting, giving notice, or voting—if all Members entitled to vote sign a written consent describing the action. This written consent has the same legal effect as a unanimous vote at a meeting and must be kept with the meeting records.</w:t>
+        <w:t>Members can take action without holding a meeting, giving notice, or voting—if all Members entitled to vote sign a written consent describing the action. This written consent has the same legal effect as a unanimous vote at a meeting and must be kept with the meeting records.</w:t>
       </w:r>
     </w:p>
     <w:p>
@@ -250,21 +236,7 @@
         <w:rPr>
           <w:color w:val="0070C0"/>
         </w:rPr>
-        <w:t xml:space="preserve">If Members are expected to </w:t>
-      </w:r>
-      <w:proofErr w:type="gramStart"/>
-      <w:r>
-        <w:rPr>
-          <w:color w:val="0070C0"/>
-        </w:rPr>
-        <w:t>take action</w:t>
-      </w:r>
-      <w:proofErr w:type="gramEnd"/>
-      <w:r>
-        <w:rPr>
-          <w:color w:val="0070C0"/>
-        </w:rPr>
-        <w:t xml:space="preserve"> at a meeting and aren’t using the written consent process in </w:t>
+        <w:t xml:space="preserve">If Members are expected to take action at a meeting and aren’t using the written consent process in </w:t>
       </w:r>
       <w:r>
         <w:rPr>
@@ -324,21 +296,7 @@
         <w:rPr>
           <w:color w:val="0070C0"/>
         </w:rPr>
-        <w:t xml:space="preserve">Members can waive the notice requirement by signing a written waiver before, during, or after the meeting. If a </w:t>
-      </w:r>
-      <w:proofErr w:type="gramStart"/>
-      <w:r>
-        <w:rPr>
-          <w:color w:val="0070C0"/>
-        </w:rPr>
-        <w:t>Member</w:t>
-      </w:r>
-      <w:proofErr w:type="gramEnd"/>
-      <w:r>
-        <w:rPr>
-          <w:color w:val="0070C0"/>
-        </w:rPr>
-        <w:t xml:space="preserve"> shows up to a meeting and doesn’t object at the start, they are considered to have waived notice.</w:t>
+        <w:t>Members can waive the notice requirement by signing a written waiver before, during, or after the meeting. If a Member shows up to a meeting and doesn’t object at the start, they are considered to have waived notice.</w:t>
       </w:r>
     </w:p>
     <w:p>
@@ -377,42 +335,14 @@
         <w:rPr>
           <w:color w:val="0070C0"/>
         </w:rPr>
-        <w:t xml:space="preserve">Any Manager may start and lead a </w:t>
-      </w:r>
-      <w:proofErr w:type="gramStart"/>
-      <w:r>
-        <w:rPr>
-          <w:color w:val="0070C0"/>
-        </w:rPr>
-        <w:t>Member</w:t>
-      </w:r>
-      <w:proofErr w:type="gramEnd"/>
-      <w:r>
-        <w:rPr>
-          <w:color w:val="0070C0"/>
-        </w:rPr>
-        <w:t xml:space="preserve"> meeting. If no Manager </w:t>
+        <w:t xml:space="preserve">Any Manager may start and lead a Member meeting. If no Manager </w:t>
       </w:r>
       <w:r>
         <w:rPr>
           <w:color w:val="0070C0"/>
         </w:rPr>
         <w:lastRenderedPageBreak/>
-        <w:t xml:space="preserve">does so, the person who properly called the meeting may begin it, but a </w:t>
-      </w:r>
-      <w:proofErr w:type="gramStart"/>
-      <w:r>
-        <w:rPr>
-          <w:color w:val="0070C0"/>
-        </w:rPr>
-        <w:t>Manager</w:t>
-      </w:r>
-      <w:proofErr w:type="gramEnd"/>
-      <w:r>
-        <w:rPr>
-          <w:color w:val="0070C0"/>
-        </w:rPr>
-        <w:t xml:space="preserve"> will still serve as the meeting’s presiding officer.</w:t>
+        <w:t>does so, the person who properly called the meeting may begin it, but a Manager will still serve as the meeting’s presiding officer.</w:t>
       </w:r>
     </w:p>
     <w:p>
@@ -576,21 +506,7 @@
         <w:rPr>
           <w:color w:val="0070C0"/>
         </w:rPr>
-        <w:t xml:space="preserve">A Member may vote in person or by signing a written proxy that authorizes someone else to vote on their behalf. Proxies expire </w:t>
-      </w:r>
-      <w:proofErr w:type="gramStart"/>
-      <w:r>
-        <w:rPr>
-          <w:color w:val="0070C0"/>
-        </w:rPr>
-        <w:t>after one year from</w:t>
-      </w:r>
-      <w:proofErr w:type="gramEnd"/>
-      <w:r>
-        <w:rPr>
-          <w:color w:val="0070C0"/>
-        </w:rPr>
-        <w:t xml:space="preserve"> the date they’re signed.</w:t>
+        <w:t>A Member may vote in person or by signing a written proxy that authorizes someone else to vote on their behalf. Proxies expire after one year from the date they’re signed.</w:t>
       </w:r>
     </w:p>
     <w:p>
@@ -709,25 +625,7 @@
           <w:sz w:val="22"/>
           <w:szCs w:val="22"/>
         </w:rPr>
-        <w:t xml:space="preserve">Units held in retirement or savings accounts (like IRAs, HSAs, ESAs, etc.) may be </w:t>
-      </w:r>
-      <w:proofErr w:type="gramStart"/>
-      <w:r>
-        <w:rPr>
-          <w:color w:val="0070C0"/>
-          <w:sz w:val="22"/>
-          <w:szCs w:val="22"/>
-        </w:rPr>
-        <w:t>voted</w:t>
-      </w:r>
-      <w:proofErr w:type="gramEnd"/>
-      <w:r>
-        <w:rPr>
-          <w:color w:val="0070C0"/>
-          <w:sz w:val="22"/>
-          <w:szCs w:val="22"/>
-        </w:rPr>
-        <w:t xml:space="preserve"> by the account holder (or the Responsible Individual for an ESA) until the Company receives notice that:</w:t>
+        <w:t>Units held in retirement or savings accounts (like IRAs, HSAs, ESAs, etc.) may be voted by the account holder (or the Responsible Individual for an ESA) until the Company receives notice that:</w:t>
       </w:r>
     </w:p>
     <w:p>
@@ -807,29 +705,7 @@
           <w:sz w:val="22"/>
           <w:szCs w:val="22"/>
         </w:rPr>
-        <w:t xml:space="preserve">Units held by an entity (like a business or trust) must be </w:t>
-      </w:r>
-      <w:proofErr w:type="gramStart"/>
-      <w:r>
-        <w:rPr>
-          <w:b w:val="0"/>
-          <w:bCs w:val="0"/>
-          <w:color w:val="0070C0"/>
-          <w:sz w:val="22"/>
-          <w:szCs w:val="22"/>
-        </w:rPr>
-        <w:t>voted</w:t>
-      </w:r>
-      <w:proofErr w:type="gramEnd"/>
-      <w:r>
-        <w:rPr>
-          <w:b w:val="0"/>
-          <w:bCs w:val="0"/>
-          <w:color w:val="0070C0"/>
-          <w:sz w:val="22"/>
-          <w:szCs w:val="22"/>
-        </w:rPr>
-        <w:t xml:space="preserve"> by the person the entity designates in writing.</w:t>
+        <w:t>Units held by an entity (like a business or trust) must be voted by the person the entity designates in writing.</w:t>
       </w:r>
     </w:p>
     <w:p>
@@ -953,23 +829,7 @@
           <w:bCs w:val="0"/>
           <w:color w:val="auto"/>
         </w:rPr>
-        <w:t xml:space="preserve">If more than one votes, but the vote is evenly split on any </w:t>
-      </w:r>
-      <w:proofErr w:type="gramStart"/>
-      <w:r>
-        <w:rPr>
-          <w:bCs w:val="0"/>
-          <w:color w:val="auto"/>
-        </w:rPr>
-        <w:t>particular matter</w:t>
-      </w:r>
-      <w:proofErr w:type="gramEnd"/>
-      <w:r>
-        <w:rPr>
-          <w:bCs w:val="0"/>
-          <w:color w:val="auto"/>
-        </w:rPr>
-        <w:t>, each fraction may vote the Membership Units in question proportionally.</w:t>
+        <w:t>If more than one votes, but the vote is evenly split on any particular matter, each fraction may vote the Membership Units in question proportionally.</w:t>
       </w:r>
     </w:p>
     <w:p>
@@ -1634,21 +1494,7 @@
         <w:rPr>
           <w:color w:val="0070C0"/>
         </w:rPr>
-        <w:t xml:space="preserve">If a </w:t>
-      </w:r>
-      <w:proofErr w:type="gramStart"/>
-      <w:r>
-        <w:rPr>
-          <w:color w:val="0070C0"/>
-        </w:rPr>
-        <w:t>Member</w:t>
-      </w:r>
-      <w:proofErr w:type="gramEnd"/>
-      <w:r>
-        <w:rPr>
-          <w:color w:val="0070C0"/>
-        </w:rPr>
-        <w:t xml:space="preserve"> requests it at least 14 days before a meeting, the Manager must prepare a list of all Members eligible to vote. The list must show each Member’s name, address, and number of Units. It must be available for review by any Member for 10 days before the meeting and during the meeting itself, either at the meeting location or another specified place in the same city.)</w:t>
+        <w:t>If a Member requests it at least 14 days before a meeting, the Manager must prepare a list of all Members eligible to vote. The list must show each Member’s name, address, and number of Units. It must be available for review by any Member for 10 days before the meeting and during the meeting itself, either at the meeting location or another specified place in the same city.)</w:t>
       </w:r>
     </w:p>
     <w:p>
@@ -1665,8 +1511,8 @@
       </w:pPr>
     </w:p>
     <w:sectPr>
-      <w:headerReference w:type="default" r:id="rId24"/>
-      <w:footerReference w:type="default" r:id="rId25"/>
+      <w:headerReference w:type="default" r:id="rId21"/>
+      <w:footerReference w:type="default" r:id="rId22"/>
       <w:pgSz w:w="12240" w:h="15840"/>
       <w:pgMar w:top="1440" w:right="1440" w:bottom="1440" w:left="1440" w:header="720" w:footer="720" w:gutter="0"/>
       <w:cols w:space="720"/>
@@ -1678,7 +1524,7 @@
 
 <file path=word/comments.xml><?xml version="1.0" encoding="utf-8"?>
 <w:comments xmlns:wpc="http://schemas.microsoft.com/office/word/2010/wordprocessingCanvas" xmlns:cx="http://schemas.microsoft.com/office/drawing/2014/chartex" xmlns:cx1="http://schemas.microsoft.com/office/drawing/2015/9/8/chartex" xmlns:cx2="http://schemas.microsoft.com/office/drawing/2015/10/21/chartex" xmlns:cx3="http://schemas.microsoft.com/office/drawing/2016/5/9/chartex" xmlns:cx4="http://schemas.microsoft.com/office/drawing/2016/5/10/chartex" xmlns:cx5="http://schemas.microsoft.com/office/drawing/2016/5/11/chartex" xmlns:cx6="http://schemas.microsoft.com/office/drawing/2016/5/12/chartex" xmlns:cx7="http://schemas.microsoft.com/office/drawing/2016/5/13/chartex" xmlns:cx8="http://schemas.microsoft.com/office/drawing/2016/5/14/chartex" xmlns:mc="http://schemas.openxmlformats.org/markup-compatibility/2006" xmlns:aink="http://schemas.microsoft.com/office/drawing/2016/ink" xmlns:am3d="http://schemas.microsoft.com/office/drawing/2017/model3d" xmlns:o="urn:schemas-microsoft-com:office:office" xmlns:oel="http://schemas.microsoft.com/office/2019/extlst" xmlns:r="http://schemas.openxmlformats.org/officeDocument/2006/relationships" xmlns:m="http://schemas.openxmlformats.org/officeDocument/2006/math" xmlns:v="urn:schemas-microsoft-com:vml" xmlns:wp14="http://schemas.microsoft.com/office/word/2010/wordprocessingDrawing" xmlns:wp="http://schemas.openxmlformats.org/drawingml/2006/wordprocessingDrawing" xmlns:w10="urn:schemas-microsoft-com:office:word" xmlns:w="http://schemas.openxmlformats.org/wordprocessingml/2006/main" xmlns:w14="http://schemas.microsoft.com/office/word/2010/wordml" xmlns:w15="http://schemas.microsoft.com/office/word/2012/wordml" xmlns:w16cex="http://schemas.microsoft.com/office/word/2018/wordml/cex" xmlns:w16cid="http://schemas.microsoft.com/office/word/2016/wordml/cid" xmlns:w16="http://schemas.microsoft.com/office/word/2018/wordml" xmlns:w16du="http://schemas.microsoft.com/office/word/2023/wordml/word16du" xmlns:w16sdtdh="http://schemas.microsoft.com/office/word/2020/wordml/sdtdatahash" xmlns:w16sdtfl="http://schemas.microsoft.com/office/word/2024/wordml/sdtformatlock" xmlns:w16se="http://schemas.microsoft.com/office/word/2015/wordml/symex" xmlns:wpg="http://schemas.microsoft.com/office/word/2010/wordprocessingGroup" xmlns:wpi="http://schemas.microsoft.com/office/word/2010/wordprocessingInk" xmlns:wne="http://schemas.microsoft.com/office/word/2006/wordml" xmlns:wps="http://schemas.microsoft.com/office/word/2010/wordprocessingShape" mc:Ignorable="w14 w15 w16se w16cid w16 w16cex w16sdtdh w16sdtfl w16du wp14">
-  <w:comment w:id="4" w:author="Jeff Watson" w:date="2025-10-31T12:48:00Z" w:initials="JW">
+  <w:comment w:id="9" w:author="Jeff Watson" w:date="2025-10-31T12:48:00Z" w:initials="JW">
     <w:p>
       <w:pPr>
         <w:pStyle w:val="CommentText"/>
@@ -1821,7 +1667,7 @@
 </file>
 
 <file path=word/footer4.xml><?xml version="1.0" encoding="utf-8"?>
-<w:ftr xmlns:m="http://schemas.openxmlformats.org/officeDocument/2006/math" xmlns:mc="http://schemas.openxmlformats.org/markup-compatibility/2006" xmlns:mo="http://schemas.microsoft.com/office/mac/office/2008/main" xmlns:mv="urn:schemas-microsoft-com:mac:vml" xmlns:o="urn:schemas-microsoft-com:office:office" xmlns:r="http://schemas.openxmlformats.org/officeDocument/2006/relationships" xmlns:v="urn:schemas-microsoft-com:vml" xmlns:w10="urn:schemas-microsoft-com:office:word" xmlns:w14="http://schemas.microsoft.com/office/word/2010/wordml" xmlns:w="http://schemas.openxmlformats.org/wordprocessingml/2006/main" xmlns:wne="http://schemas.microsoft.com/office/word/2006/wordml" xmlns:wp14="http://schemas.microsoft.com/office/word/2010/wordprocessingDrawing" xmlns:wp="http://schemas.openxmlformats.org/drawingml/2006/wordprocessingDrawing" xmlns:wpc="http://schemas.microsoft.com/office/word/2010/wordprocessingCanvas" xmlns:wpg="http://schemas.microsoft.com/office/word/2010/wordprocessingGroup" xmlns:wpi="http://schemas.microsoft.com/office/word/2010/wordprocessingInk" xmlns:wps="http://schemas.microsoft.com/office/word/2010/wordprocessingShape" mc:Ignorable="w14 wp14">
+<w:ftr xmlns:wpc="http://schemas.microsoft.com/office/word/2010/wordprocessingCanvas" xmlns:cx="http://schemas.microsoft.com/office/drawing/2014/chartex" xmlns:cx1="http://schemas.microsoft.com/office/drawing/2015/9/8/chartex" xmlns:cx2="http://schemas.microsoft.com/office/drawing/2015/10/21/chartex" xmlns:cx3="http://schemas.microsoft.com/office/drawing/2016/5/9/chartex" xmlns:cx4="http://schemas.microsoft.com/office/drawing/2016/5/10/chartex" xmlns:cx5="http://schemas.microsoft.com/office/drawing/2016/5/11/chartex" xmlns:cx6="http://schemas.microsoft.com/office/drawing/2016/5/12/chartex" xmlns:cx7="http://schemas.microsoft.com/office/drawing/2016/5/13/chartex" xmlns:cx8="http://schemas.microsoft.com/office/drawing/2016/5/14/chartex" xmlns:mc="http://schemas.openxmlformats.org/markup-compatibility/2006" xmlns:aink="http://schemas.microsoft.com/office/drawing/2016/ink" xmlns:am3d="http://schemas.microsoft.com/office/drawing/2017/model3d" xmlns:o="urn:schemas-microsoft-com:office:office" xmlns:oel="http://schemas.microsoft.com/office/2019/extlst" xmlns:r="http://schemas.openxmlformats.org/officeDocument/2006/relationships" xmlns:m="http://schemas.openxmlformats.org/officeDocument/2006/math" xmlns:v="urn:schemas-microsoft-com:vml" xmlns:wp14="http://schemas.microsoft.com/office/word/2010/wordprocessingDrawing" xmlns:wp="http://schemas.openxmlformats.org/drawingml/2006/wordprocessingDrawing" xmlns:w10="urn:schemas-microsoft-com:office:word" xmlns:w="http://schemas.openxmlformats.org/wordprocessingml/2006/main" xmlns:w14="http://schemas.microsoft.com/office/word/2010/wordml" xmlns:w15="http://schemas.microsoft.com/office/word/2012/wordml" xmlns:w16cex="http://schemas.microsoft.com/office/word/2018/wordml/cex" xmlns:w16cid="http://schemas.microsoft.com/office/word/2016/wordml/cid" xmlns:w16="http://schemas.microsoft.com/office/word/2018/wordml" xmlns:w16du="http://schemas.microsoft.com/office/word/2023/wordml/word16du" xmlns:w16sdtdh="http://schemas.microsoft.com/office/word/2020/wordml/sdtdatahash" xmlns:w16sdtfl="http://schemas.microsoft.com/office/word/2024/wordml/sdtformatlock" xmlns:w16se="http://schemas.microsoft.com/office/word/2015/wordml/symex" xmlns:wpg="http://schemas.microsoft.com/office/word/2010/wordprocessingGroup" xmlns:wpi="http://schemas.microsoft.com/office/word/2010/wordprocessingInk" xmlns:wne="http://schemas.microsoft.com/office/word/2006/wordml" xmlns:wps="http://schemas.microsoft.com/office/word/2010/wordprocessingShape" mc:Ignorable="w14 w15 w16se w16cid w16 w16cex w16sdtdh w16sdtfl w16du wp14">
   <w:p>
     <w:pPr>
       <w:pStyle w:val="Footer"/>
@@ -1893,7 +1739,7 @@
 </file>
 
 <file path=word/header4.xml><?xml version="1.0" encoding="utf-8"?>
-<w:hdr xmlns:m="http://schemas.openxmlformats.org/officeDocument/2006/math" xmlns:mc="http://schemas.openxmlformats.org/markup-compatibility/2006" xmlns:mo="http://schemas.microsoft.com/office/mac/office/2008/main" xmlns:mv="urn:schemas-microsoft-com:mac:vml" xmlns:o="urn:schemas-microsoft-com:office:office" xmlns:r="http://schemas.openxmlformats.org/officeDocument/2006/relationships" xmlns:v="urn:schemas-microsoft-com:vml" xmlns:w10="urn:schemas-microsoft-com:office:word" xmlns:w14="http://schemas.microsoft.com/office/word/2010/wordml" xmlns:w="http://schemas.openxmlformats.org/wordprocessingml/2006/main" xmlns:wne="http://schemas.microsoft.com/office/word/2006/wordml" xmlns:wp14="http://schemas.microsoft.com/office/word/2010/wordprocessingDrawing" xmlns:wp="http://schemas.openxmlformats.org/drawingml/2006/wordprocessingDrawing" xmlns:wpc="http://schemas.microsoft.com/office/word/2010/wordprocessingCanvas" xmlns:wpg="http://schemas.microsoft.com/office/word/2010/wordprocessingGroup" xmlns:wpi="http://schemas.microsoft.com/office/word/2010/wordprocessingInk" xmlns:wps="http://schemas.microsoft.com/office/word/2010/wordprocessingShape" mc:Ignorable="w14 wp14">
+<w:hdr xmlns:wpc="http://schemas.microsoft.com/office/word/2010/wordprocessingCanvas" xmlns:cx="http://schemas.microsoft.com/office/drawing/2014/chartex" xmlns:cx1="http://schemas.microsoft.com/office/drawing/2015/9/8/chartex" xmlns:cx2="http://schemas.microsoft.com/office/drawing/2015/10/21/chartex" xmlns:cx3="http://schemas.microsoft.com/office/drawing/2016/5/9/chartex" xmlns:cx4="http://schemas.microsoft.com/office/drawing/2016/5/10/chartex" xmlns:cx5="http://schemas.microsoft.com/office/drawing/2016/5/11/chartex" xmlns:cx6="http://schemas.microsoft.com/office/drawing/2016/5/12/chartex" xmlns:cx7="http://schemas.microsoft.com/office/drawing/2016/5/13/chartex" xmlns:cx8="http://schemas.microsoft.com/office/drawing/2016/5/14/chartex" xmlns:mc="http://schemas.openxmlformats.org/markup-compatibility/2006" xmlns:aink="http://schemas.microsoft.com/office/drawing/2016/ink" xmlns:am3d="http://schemas.microsoft.com/office/drawing/2017/model3d" xmlns:o="urn:schemas-microsoft-com:office:office" xmlns:oel="http://schemas.microsoft.com/office/2019/extlst" xmlns:r="http://schemas.openxmlformats.org/officeDocument/2006/relationships" xmlns:m="http://schemas.openxmlformats.org/officeDocument/2006/math" xmlns:v="urn:schemas-microsoft-com:vml" xmlns:wp14="http://schemas.microsoft.com/office/word/2010/wordprocessingDrawing" xmlns:wp="http://schemas.openxmlformats.org/drawingml/2006/wordprocessingDrawing" xmlns:w10="urn:schemas-microsoft-com:office:word" xmlns:w="http://schemas.openxmlformats.org/wordprocessingml/2006/main" xmlns:w14="http://schemas.microsoft.com/office/word/2010/wordml" xmlns:w15="http://schemas.microsoft.com/office/word/2012/wordml" xmlns:w16cex="http://schemas.microsoft.com/office/word/2018/wordml/cex" xmlns:w16cid="http://schemas.microsoft.com/office/word/2016/wordml/cid" xmlns:w16="http://schemas.microsoft.com/office/word/2018/wordml" xmlns:w16du="http://schemas.microsoft.com/office/word/2023/wordml/word16du" xmlns:w16sdtdh="http://schemas.microsoft.com/office/word/2020/wordml/sdtdatahash" xmlns:w16sdtfl="http://schemas.microsoft.com/office/word/2024/wordml/sdtformatlock" xmlns:w16se="http://schemas.microsoft.com/office/word/2015/wordml/symex" xmlns:wpg="http://schemas.microsoft.com/office/word/2010/wordprocessingGroup" xmlns:wpi="http://schemas.microsoft.com/office/word/2010/wordprocessingInk" xmlns:wne="http://schemas.microsoft.com/office/word/2006/wordml" xmlns:wps="http://schemas.microsoft.com/office/word/2010/wordprocessingShape" mc:Ignorable="w14 w15 w16se w16cid w16 w16cex w16sdtdh w16sdtfl w16du wp14">
   <w:p>
     <w:pPr>
       <w:pStyle w:val="Header"/>
@@ -4051,6 +3897,9 @@
 
 <file path=word/people.xml><?xml version="1.0" encoding="utf-8"?>
 <w15:people xmlns:wpc="http://schemas.microsoft.com/office/word/2010/wordprocessingCanvas" xmlns:cx="http://schemas.microsoft.com/office/drawing/2014/chartex" xmlns:cx1="http://schemas.microsoft.com/office/drawing/2015/9/8/chartex" xmlns:cx2="http://schemas.microsoft.com/office/drawing/2015/10/21/chartex" xmlns:cx3="http://schemas.microsoft.com/office/drawing/2016/5/9/chartex" xmlns:cx4="http://schemas.microsoft.com/office/drawing/2016/5/10/chartex" xmlns:cx5="http://schemas.microsoft.com/office/drawing/2016/5/11/chartex" xmlns:cx6="http://schemas.microsoft.com/office/drawing/2016/5/12/chartex" xmlns:cx7="http://schemas.microsoft.com/office/drawing/2016/5/13/chartex" xmlns:cx8="http://schemas.microsoft.com/office/drawing/2016/5/14/chartex" xmlns:mc="http://schemas.openxmlformats.org/markup-compatibility/2006" xmlns:aink="http://schemas.microsoft.com/office/drawing/2016/ink" xmlns:am3d="http://schemas.microsoft.com/office/drawing/2017/model3d" xmlns:o="urn:schemas-microsoft-com:office:office" xmlns:oel="http://schemas.microsoft.com/office/2019/extlst" xmlns:r="http://schemas.openxmlformats.org/officeDocument/2006/relationships" xmlns:m="http://schemas.openxmlformats.org/officeDocument/2006/math" xmlns:v="urn:schemas-microsoft-com:vml" xmlns:wp14="http://schemas.microsoft.com/office/word/2010/wordprocessingDrawing" xmlns:wp="http://schemas.openxmlformats.org/drawingml/2006/wordprocessingDrawing" xmlns:w10="urn:schemas-microsoft-com:office:word" xmlns:w="http://schemas.openxmlformats.org/wordprocessingml/2006/main" xmlns:w14="http://schemas.microsoft.com/office/word/2010/wordml" xmlns:w15="http://schemas.microsoft.com/office/word/2012/wordml" xmlns:w16cex="http://schemas.microsoft.com/office/word/2018/wordml/cex" xmlns:w16cid="http://schemas.microsoft.com/office/word/2016/wordml/cid" xmlns:w16="http://schemas.microsoft.com/office/word/2018/wordml" xmlns:w16du="http://schemas.microsoft.com/office/word/2023/wordml/word16du" xmlns:w16sdtdh="http://schemas.microsoft.com/office/word/2020/wordml/sdtdatahash" xmlns:w16sdtfl="http://schemas.microsoft.com/office/word/2024/wordml/sdtformatlock" xmlns:w16se="http://schemas.microsoft.com/office/word/2015/wordml/symex" xmlns:wpg="http://schemas.microsoft.com/office/word/2010/wordprocessingGroup" xmlns:wpi="http://schemas.microsoft.com/office/word/2010/wordprocessingInk" xmlns:wne="http://schemas.microsoft.com/office/word/2006/wordml" xmlns:wps="http://schemas.microsoft.com/office/word/2010/wordprocessingShape" mc:Ignorable="w14 w15 w16se w16cid w16 w16cex w16sdtdh w16sdtfl w16du wp14">
+  <w15:person w15:author="Wes Will Buy Your Home">
+    <w15:presenceInfo w15:providerId="AD" w15:userId="S::WesWill@BuyYourHomeLLC.com::f11e14ef-79d4-4c0c-9ca8-f8d663a0e563"/>
+  </w15:person>
   <w15:person w15:author="Jeff Watson">
     <w15:presenceInfo w15:providerId="Windows Live" w15:userId="dcdb38203bf7a9b9"/>
   </w15:person>
@@ -15871,6 +15720,15 @@
 </file>
 
 <file path=customXml/item1.xml><?xml version="1.0" encoding="utf-8"?>
+<?mso-contentType ?>
+<FormTemplates xmlns="http://schemas.microsoft.com/sharepoint/v3/contenttype/forms">
+  <Display>DocumentLibraryForm</Display>
+  <Edit>DocumentLibraryForm</Edit>
+  <New>DocumentLibraryForm</New>
+</FormTemplates>
+</file>
+
+<file path=customXml/item2.xml><?xml version="1.0" encoding="utf-8"?>
 <ct:contentTypeSchema xmlns:ct="http://schemas.microsoft.com/office/2006/metadata/contentType" xmlns:ma="http://schemas.microsoft.com/office/2006/metadata/properties/metaAttributes" ct:_="" ma:_="" ma:contentTypeName="Document" ma:contentTypeID="0x010100DDC7FDB1C8256C4EA4678CC05D188078" ma:contentTypeVersion="20" ma:contentTypeDescription="Create a new document." ma:contentTypeScope="" ma:versionID="2a9650d830cc67299a1a440994d8139a">
   <xsd:schema xmlns:xsd="http://www.w3.org/2001/XMLSchema" xmlns:xs="http://www.w3.org/2001/XMLSchema" xmlns:p="http://schemas.microsoft.com/office/2006/metadata/properties" xmlns:ns2="ab9fedca-001d-4cc9-b244-d9c3be5a27d3" xmlns:ns3="42cc25d9-27fe-4f07-accb-ded05ec47eee" targetNamespace="http://schemas.microsoft.com/office/2006/metadata/properties" ma:root="true" ma:fieldsID="b7be75ccca685a650eabb79854d6018f" ns2:_="" ns3:_="">
     <xsd:import namespace="ab9fedca-001d-4cc9-b244-d9c3be5a27d3"/>
@@ -16137,16 +15995,11 @@
 </ct:contentTypeSchema>
 </file>
 
-<file path=customXml/item2.xml><?xml version="1.0" encoding="utf-8"?>
-<?mso-contentType ?>
-<FormTemplates xmlns="http://schemas.microsoft.com/sharepoint/v3/contenttype/forms">
-  <Display>DocumentLibraryForm</Display>
-  <Edit>DocumentLibraryForm</Edit>
-  <New>DocumentLibraryForm</New>
-</FormTemplates>
+<file path=customXml/item3.xml><?xml version="1.0" encoding="utf-8"?>
+<b:Sources xmlns:b="http://schemas.openxmlformats.org/officeDocument/2006/bibliography" xmlns="http://schemas.openxmlformats.org/officeDocument/2006/bibliography" SelectedStyle="/APA.XSL" StyleName="APA"/>
 </file>
 
-<file path=customXml/item3.xml><?xml version="1.0" encoding="utf-8"?>
+<file path=customXml/item4.xml><?xml version="1.0" encoding="utf-8"?>
 <p:properties xmlns:p="http://schemas.microsoft.com/office/2006/metadata/properties" xmlns:xsi="http://www.w3.org/2001/XMLSchema-instance" xmlns:pc="http://schemas.microsoft.com/office/infopath/2007/PartnerControls">
   <documentManagement>
     <TaxCatchAll xmlns="42cc25d9-27fe-4f07-accb-ded05ec47eee" xsi:nil="true"/>
@@ -16158,15 +16011,7 @@
 </p:properties>
 </file>
 
-<file path=customXml/item4.xml><?xml version="1.0" encoding="utf-8"?>
-<b:Sources xmlns:b="http://schemas.openxmlformats.org/officeDocument/2006/bibliography" xmlns="http://schemas.openxmlformats.org/officeDocument/2006/bibliography" SelectedStyle="/APA.XSL" StyleName="APA"/>
-</file>
-
 <file path=customXml/itemProps1.xml><?xml version="1.0" encoding="utf-8"?>
-<ds:datastoreItem xmlns:ds="http://schemas.openxmlformats.org/officeDocument/2006/customXml" ds:itemID="{E1A392CF-E3E2-49C9-9EED-3BECD1E5A0F6}"/>
-</file>
-
-<file path=customXml/itemProps2.xml><?xml version="1.0" encoding="utf-8"?>
 <ds:datastoreItem xmlns:ds="http://schemas.openxmlformats.org/officeDocument/2006/customXml" ds:itemID="{8FB87CE3-B469-4182-AEDE-9227E391BD91}">
   <ds:schemaRefs>
     <ds:schemaRef ds:uri="http://schemas.microsoft.com/sharepoint/v3/contenttype/forms"/>
@@ -16174,7 +16019,34 @@
 </ds:datastoreItem>
 </file>
 
+<file path=customXml/itemProps2.xml><?xml version="1.0" encoding="utf-8"?>
+<ds:datastoreItem xmlns:ds="http://schemas.openxmlformats.org/officeDocument/2006/customXml" ds:itemID="{E1A392CF-E3E2-49C9-9EED-3BECD1E5A0F6}">
+  <ds:schemaRefs>
+    <ds:schemaRef ds:uri="http://schemas.microsoft.com/office/2006/metadata/contentType"/>
+    <ds:schemaRef ds:uri="http://schemas.microsoft.com/office/2006/metadata/properties/metaAttributes"/>
+    <ds:schemaRef ds:uri="http://www.w3.org/2001/XMLSchema"/>
+    <ds:schemaRef ds:uri="http://schemas.microsoft.com/office/2006/metadata/properties"/>
+    <ds:schemaRef ds:uri="ab9fedca-001d-4cc9-b244-d9c3be5a27d3"/>
+    <ds:schemaRef ds:uri="42cc25d9-27fe-4f07-accb-ded05ec47eee"/>
+    <ds:schemaRef ds:uri="http://schemas.microsoft.com/office/2006/documentManagement/types"/>
+    <ds:schemaRef ds:uri="http://schemas.microsoft.com/office/infopath/2007/PartnerControls"/>
+    <ds:schemaRef ds:uri="http://schemas.openxmlformats.org/package/2006/metadata/core-properties"/>
+    <ds:schemaRef ds:uri="http://purl.org/dc/elements/1.1/"/>
+    <ds:schemaRef ds:uri="http://purl.org/dc/terms/"/>
+    <ds:schemaRef ds:uri="http://schemas.microsoft.com/internal/obd"/>
+  </ds:schemaRefs>
+</ds:datastoreItem>
+</file>
+
 <file path=customXml/itemProps3.xml><?xml version="1.0" encoding="utf-8"?>
+<ds:datastoreItem xmlns:ds="http://schemas.openxmlformats.org/officeDocument/2006/customXml" ds:itemID="{EF278816-EC6F-A645-907D-7F25AECB1D4A}">
+  <ds:schemaRefs>
+    <ds:schemaRef ds:uri="http://schemas.openxmlformats.org/officeDocument/2006/bibliography"/>
+  </ds:schemaRefs>
+</ds:datastoreItem>
+</file>
+
+<file path=customXml/itemProps4.xml><?xml version="1.0" encoding="utf-8"?>
 <ds:datastoreItem xmlns:ds="http://schemas.openxmlformats.org/officeDocument/2006/customXml" ds:itemID="{7B319A58-F8E2-4C19-94CA-2C6944BB395B}">
   <ds:schemaRefs>
     <ds:schemaRef ds:uri="http://schemas.microsoft.com/office/2006/metadata/properties"/>
@@ -16183,12 +16055,4 @@
     <ds:schemaRef ds:uri="ab9fedca-001d-4cc9-b244-d9c3be5a27d3"/>
   </ds:schemaRefs>
 </ds:datastoreItem>
-</file>
-
-<file path=customXml/itemProps4.xml><?xml version="1.0" encoding="utf-8"?>
-<ds:datastoreItem xmlns:ds="http://schemas.openxmlformats.org/officeDocument/2006/customXml" ds:itemID="{EF278816-EC6F-A645-907D-7F25AECB1D4A}">
-  <ds:schemaRefs>
-    <ds:schemaRef ds:uri="http://schemas.openxmlformats.org/officeDocument/2006/bibliography"/>
-  </ds:schemaRefs>
-</ds:datastoreItem>
 </file>
--- a/Project Rooms/Operating Agreements/sources/Jeff Watson/Simplified OA Subfiles/06 - Article 4 - Meetings of Members.docx
+++ b/Project Rooms/Operating Agreements/sources/Jeff Watson/Simplified OA Subfiles/06 - Article 4 - Meetings of Members.docx
@@ -15720,15 +15720,6 @@
 </file>
 
 <file path=customXml/item1.xml><?xml version="1.0" encoding="utf-8"?>
-<?mso-contentType ?>
-<FormTemplates xmlns="http://schemas.microsoft.com/sharepoint/v3/contenttype/forms">
-  <Display>DocumentLibraryForm</Display>
-  <Edit>DocumentLibraryForm</Edit>
-  <New>DocumentLibraryForm</New>
-</FormTemplates>
-</file>
-
-<file path=customXml/item2.xml><?xml version="1.0" encoding="utf-8"?>
 <ct:contentTypeSchema xmlns:ct="http://schemas.microsoft.com/office/2006/metadata/contentType" xmlns:ma="http://schemas.microsoft.com/office/2006/metadata/properties/metaAttributes" ct:_="" ma:_="" ma:contentTypeName="Document" ma:contentTypeID="0x010100DDC7FDB1C8256C4EA4678CC05D188078" ma:contentTypeVersion="20" ma:contentTypeDescription="Create a new document." ma:contentTypeScope="" ma:versionID="2a9650d830cc67299a1a440994d8139a">
   <xsd:schema xmlns:xsd="http://www.w3.org/2001/XMLSchema" xmlns:xs="http://www.w3.org/2001/XMLSchema" xmlns:p="http://schemas.microsoft.com/office/2006/metadata/properties" xmlns:ns2="ab9fedca-001d-4cc9-b244-d9c3be5a27d3" xmlns:ns3="42cc25d9-27fe-4f07-accb-ded05ec47eee" targetNamespace="http://schemas.microsoft.com/office/2006/metadata/properties" ma:root="true" ma:fieldsID="b7be75ccca685a650eabb79854d6018f" ns2:_="" ns3:_="">
     <xsd:import namespace="ab9fedca-001d-4cc9-b244-d9c3be5a27d3"/>
@@ -15995,11 +15986,16 @@
 </ct:contentTypeSchema>
 </file>
 
-<file path=customXml/item3.xml><?xml version="1.0" encoding="utf-8"?>
-<b:Sources xmlns:b="http://schemas.openxmlformats.org/officeDocument/2006/bibliography" xmlns="http://schemas.openxmlformats.org/officeDocument/2006/bibliography" SelectedStyle="/APA.XSL" StyleName="APA"/>
+<file path=customXml/item2.xml><?xml version="1.0" encoding="utf-8"?>
+<?mso-contentType ?>
+<FormTemplates xmlns="http://schemas.microsoft.com/sharepoint/v3/contenttype/forms">
+  <Display>DocumentLibraryForm</Display>
+  <Edit>DocumentLibraryForm</Edit>
+  <New>DocumentLibraryForm</New>
+</FormTemplates>
 </file>
 
-<file path=customXml/item4.xml><?xml version="1.0" encoding="utf-8"?>
+<file path=customXml/item3.xml><?xml version="1.0" encoding="utf-8"?>
 <p:properties xmlns:p="http://schemas.microsoft.com/office/2006/metadata/properties" xmlns:xsi="http://www.w3.org/2001/XMLSchema-instance" xmlns:pc="http://schemas.microsoft.com/office/infopath/2007/PartnerControls">
   <documentManagement>
     <TaxCatchAll xmlns="42cc25d9-27fe-4f07-accb-ded05ec47eee" xsi:nil="true"/>
@@ -16011,15 +16007,11 @@
 </p:properties>
 </file>
 
-<file path=customXml/itemProps1.xml><?xml version="1.0" encoding="utf-8"?>
-<ds:datastoreItem xmlns:ds="http://schemas.openxmlformats.org/officeDocument/2006/customXml" ds:itemID="{8FB87CE3-B469-4182-AEDE-9227E391BD91}">
-  <ds:schemaRefs>
-    <ds:schemaRef ds:uri="http://schemas.microsoft.com/sharepoint/v3/contenttype/forms"/>
-  </ds:schemaRefs>
-</ds:datastoreItem>
+<file path=customXml/item4.xml><?xml version="1.0" encoding="utf-8"?>
+<b:Sources xmlns:b="http://schemas.openxmlformats.org/officeDocument/2006/bibliography" xmlns="http://schemas.openxmlformats.org/officeDocument/2006/bibliography" SelectedStyle="/APA.XSL" StyleName="APA"/>
 </file>
 
-<file path=customXml/itemProps2.xml><?xml version="1.0" encoding="utf-8"?>
+<file path=customXml/itemProps1.xml><?xml version="1.0" encoding="utf-8"?>
 <ds:datastoreItem xmlns:ds="http://schemas.openxmlformats.org/officeDocument/2006/customXml" ds:itemID="{E1A392CF-E3E2-49C9-9EED-3BECD1E5A0F6}">
   <ds:schemaRefs>
     <ds:schemaRef ds:uri="http://schemas.microsoft.com/office/2006/metadata/contentType"/>
@@ -16038,15 +16030,15 @@
 </ds:datastoreItem>
 </file>
 
-<file path=customXml/itemProps3.xml><?xml version="1.0" encoding="utf-8"?>
-<ds:datastoreItem xmlns:ds="http://schemas.openxmlformats.org/officeDocument/2006/customXml" ds:itemID="{EF278816-EC6F-A645-907D-7F25AECB1D4A}">
+<file path=customXml/itemProps2.xml><?xml version="1.0" encoding="utf-8"?>
+<ds:datastoreItem xmlns:ds="http://schemas.openxmlformats.org/officeDocument/2006/customXml" ds:itemID="{8FB87CE3-B469-4182-AEDE-9227E391BD91}">
   <ds:schemaRefs>
-    <ds:schemaRef ds:uri="http://schemas.openxmlformats.org/officeDocument/2006/bibliography"/>
+    <ds:schemaRef ds:uri="http://schemas.microsoft.com/sharepoint/v3/contenttype/forms"/>
   </ds:schemaRefs>
 </ds:datastoreItem>
 </file>
 
-<file path=customXml/itemProps4.xml><?xml version="1.0" encoding="utf-8"?>
+<file path=customXml/itemProps3.xml><?xml version="1.0" encoding="utf-8"?>
 <ds:datastoreItem xmlns:ds="http://schemas.openxmlformats.org/officeDocument/2006/customXml" ds:itemID="{7B319A58-F8E2-4C19-94CA-2C6944BB395B}">
   <ds:schemaRefs>
     <ds:schemaRef ds:uri="http://schemas.microsoft.com/office/2006/metadata/properties"/>
@@ -16055,4 +16047,12 @@
     <ds:schemaRef ds:uri="ab9fedca-001d-4cc9-b244-d9c3be5a27d3"/>
   </ds:schemaRefs>
 </ds:datastoreItem>
+</file>
+
+<file path=customXml/itemProps4.xml><?xml version="1.0" encoding="utf-8"?>
+<ds:datastoreItem xmlns:ds="http://schemas.openxmlformats.org/officeDocument/2006/customXml" ds:itemID="{EF278816-EC6F-A645-907D-7F25AECB1D4A}">
+  <ds:schemaRefs>
+    <ds:schemaRef ds:uri="http://schemas.openxmlformats.org/officeDocument/2006/bibliography"/>
+  </ds:schemaRefs>
+</ds:datastoreItem>
 </file>